--- a/tests/Canvas.Export.Tests/Fidelity/artifacts/latest/image-and-caption/word.docx
+++ b/tests/Canvas.Export.Tests/Fidelity/artifacts/latest/image-and-caption/word.docx
@@ -5,7 +5,7 @@
     <w:p>
       <w:r>
         <w:drawing>
-          <wp:anchor xmlns:wp="http://schemas.openxmlformats.org/drawingml/2006/wordprocessingDrawing" distT="0" distB="0" distL="0" distR="0" relativeHeight="0" behindDoc="0" locked="0" layoutInCell="1" allowOverlap="1">
+          <wp:anchor xmlns:wp="http://schemas.openxmlformats.org/drawingml/2006/wordprocessingDrawing" distT="0" distB="0" distL="0" distR="0" simplePos="0" relativeHeight="0" behindDoc="0" locked="0" layoutInCell="1" allowOverlap="1">
             <wp:simplePos x="0" y="0"/>
             <wp:positionH relativeFrom="page">
               <wp:posOffset>762000</wp:posOffset>
@@ -86,7 +86,7 @@
                     <pic:cNvPicPr/>
                   </pic:nvPicPr>
                   <pic:blipFill>
-                    <a:blip xmlns:r="http://schemas.openxmlformats.org/officeDocument/2006/relationships" r:embed="R013f02172a734c08"/>
+                    <a:blip xmlns:r="http://schemas.openxmlformats.org/officeDocument/2006/relationships" r:embed="Rab27202e4d674b53"/>
                     <a:stretch>
                       <a:fillRect/>
                     </a:stretch>
@@ -110,7 +110,7 @@
     <w:p>
       <w:r>
         <w:drawing>
-          <wp:anchor xmlns:wp="http://schemas.openxmlformats.org/drawingml/2006/wordprocessingDrawing" distT="0" distB="0" distL="0" distR="0" relativeHeight="2" behindDoc="0" locked="0" layoutInCell="1" allowOverlap="1">
+          <wp:anchor xmlns:wp="http://schemas.openxmlformats.org/drawingml/2006/wordprocessingDrawing" distT="0" distB="0" distL="0" distR="0" simplePos="0" relativeHeight="2" behindDoc="0" locked="0" layoutInCell="1" allowOverlap="1">
             <wp:simplePos x="0" y="0"/>
             <wp:positionH relativeFrom="page">
               <wp:posOffset>4572000</wp:posOffset>
@@ -195,7 +195,7 @@
     <w:p>
       <w:r>
         <w:drawing>
-          <wp:anchor xmlns:wp="http://schemas.openxmlformats.org/drawingml/2006/wordprocessingDrawing" distT="0" distB="0" distL="0" distR="0" relativeHeight="3" behindDoc="0" locked="0" layoutInCell="1" allowOverlap="1">
+          <wp:anchor xmlns:wp="http://schemas.openxmlformats.org/drawingml/2006/wordprocessingDrawing" distT="0" distB="0" distL="0" distR="0" simplePos="0" relativeHeight="3" behindDoc="0" locked="0" layoutInCell="1" allowOverlap="1">
             <wp:simplePos x="0" y="0"/>
             <wp:positionH relativeFrom="page">
               <wp:posOffset>762000</wp:posOffset>
@@ -255,4 +255,13 @@
     </w:sectPr>
   </w:body>
 </w:document>
+</file>
+
+<file path=word/styles.xml><?xml version="1.0" encoding="utf-8"?>
+<w:styles xmlns:w="http://schemas.openxmlformats.org/wordprocessingml/2006/main">
+  <w:style w:type="paragraph" w:styleId="Normal" w:default="true">
+    <w:name w:val="Normal"/>
+    <w:qFormat/>
+  </w:style>
+</w:styles>
 </file>
--- a/tests/Canvas.Export.Tests/Fidelity/artifacts/latest/image-and-caption/word.docx
+++ b/tests/Canvas.Export.Tests/Fidelity/artifacts/latest/image-and-caption/word.docx
@@ -86,7 +86,7 @@
                     <pic:cNvPicPr/>
                   </pic:nvPicPr>
                   <pic:blipFill>
-                    <a:blip xmlns:r="http://schemas.openxmlformats.org/officeDocument/2006/relationships" r:embed="Rab27202e4d674b53"/>
+                    <a:blip xmlns:r="http://schemas.openxmlformats.org/officeDocument/2006/relationships" r:embed="R6c123c20fa5c49b6"/>
                     <a:stretch>
                       <a:fillRect/>
                     </a:stretch>

--- a/tests/Canvas.Export.Tests/Fidelity/artifacts/latest/image-and-caption/word.docx
+++ b/tests/Canvas.Export.Tests/Fidelity/artifacts/latest/image-and-caption/word.docx
@@ -86,7 +86,7 @@
                     <pic:cNvPicPr/>
                   </pic:nvPicPr>
                   <pic:blipFill>
-                    <a:blip xmlns:r="http://schemas.openxmlformats.org/officeDocument/2006/relationships" r:embed="R6c123c20fa5c49b6"/>
+                    <a:blip xmlns:r="http://schemas.openxmlformats.org/officeDocument/2006/relationships" r:embed="R1e30e1cf9d834b07"/>
                     <a:stretch>
                       <a:fillRect/>
                     </a:stretch>

--- a/tests/Canvas.Export.Tests/Fidelity/artifacts/latest/image-and-caption/word.docx
+++ b/tests/Canvas.Export.Tests/Fidelity/artifacts/latest/image-and-caption/word.docx
@@ -86,7 +86,7 @@
                     <pic:cNvPicPr/>
                   </pic:nvPicPr>
                   <pic:blipFill>
-                    <a:blip xmlns:r="http://schemas.openxmlformats.org/officeDocument/2006/relationships" r:embed="R1e30e1cf9d834b07"/>
+                    <a:blip xmlns:r="http://schemas.openxmlformats.org/officeDocument/2006/relationships" r:embed="R0db04021976646d0"/>
                     <a:stretch>
                       <a:fillRect/>
                     </a:stretch>

--- a/tests/Canvas.Export.Tests/Fidelity/artifacts/latest/image-and-caption/word.docx
+++ b/tests/Canvas.Export.Tests/Fidelity/artifacts/latest/image-and-caption/word.docx
@@ -86,7 +86,7 @@
                     <pic:cNvPicPr/>
                   </pic:nvPicPr>
                   <pic:blipFill>
-                    <a:blip xmlns:r="http://schemas.openxmlformats.org/officeDocument/2006/relationships" r:embed="R0db04021976646d0"/>
+                    <a:blip xmlns:r="http://schemas.openxmlformats.org/officeDocument/2006/relationships" r:embed="Rd312c21a502e4efd"/>
                     <a:stretch>
                       <a:fillRect/>
                     </a:stretch>

--- a/tests/Canvas.Export.Tests/Fidelity/artifacts/latest/image-and-caption/word.docx
+++ b/tests/Canvas.Export.Tests/Fidelity/artifacts/latest/image-and-caption/word.docx
@@ -86,7 +86,7 @@
                     <pic:cNvPicPr/>
                   </pic:nvPicPr>
                   <pic:blipFill>
-                    <a:blip xmlns:r="http://schemas.openxmlformats.org/officeDocument/2006/relationships" r:embed="Rd312c21a502e4efd"/>
+                    <a:blip xmlns:r="http://schemas.openxmlformats.org/officeDocument/2006/relationships" r:embed="R3cede11e80f04dfe"/>
                     <a:stretch>
                       <a:fillRect/>
                     </a:stretch>

--- a/tests/Canvas.Export.Tests/Fidelity/artifacts/latest/image-and-caption/word.docx
+++ b/tests/Canvas.Export.Tests/Fidelity/artifacts/latest/image-and-caption/word.docx
@@ -86,7 +86,7 @@
                     <pic:cNvPicPr/>
                   </pic:nvPicPr>
                   <pic:blipFill>
-                    <a:blip xmlns:r="http://schemas.openxmlformats.org/officeDocument/2006/relationships" r:embed="R3cede11e80f04dfe"/>
+                    <a:blip xmlns:r="http://schemas.openxmlformats.org/officeDocument/2006/relationships" r:embed="Ra0a7c4389a1b4f9b"/>
                     <a:stretch>
                       <a:fillRect/>
                     </a:stretch>
